--- a/docs/MaidPro_Readiness.docx
+++ b/docs/MaidPro_Readiness.docx
@@ -13,7 +13,7 @@
           <w:color w:val="6B7280"/>
           <w:sz w:val="16"/>
         </w:rPr>
-        <w:t>VELOCITY GTM CO  ·  ServiceBridge GTM  ·  Threshold Brands  ·  Track 2 P2 #3 NorthStar</w:t>
+        <w:t>VELOCITY GTM CO  ·  ServiceBridge GTM  ·  Threshold Brands  ·  Track 2 P2 #3</w:t>
       </w:r>
     </w:p>
     <w:p>
@@ -41,7 +41,7 @@
           <w:color w:val="185FA5"/>
           <w:sz w:val="20"/>
         </w:rPr>
-        <w:t>Score 80  ·  Tier T3  ·  Character: ★ NORTHSTAR · CLEANING VERTICAL · HOODZ-PATTERN · BOSTON HQ</w:t>
+        <w:t>Score 80  ·  Tier T3  ·  Character: CLEANING VERTICAL · HOODZ-PATTERN · BOSTON HQ</w:t>
       </w:r>
     </w:p>
     <w:p>
@@ -1835,7 +1835,7 @@
           <w:color w:val="374151"/>
           <w:sz w:val="20"/>
         </w:rPr>
-        <w:t>Score 80 (T3 NorthStar) per Track 2 v2 matrix. Drivers: HOODZ-pattern fit, Boston HQ proximity to Threshold corporate, Riverside cross-portfolio parallel with Maid Brigade at Evive, recurring service density. Reduced by Threshold platform fragility, cleaning-specific SaaS, brand-pres TBV. Threshold parent +20 NorthStar bonus.</w:t>
+        <w:t>Score 80 (T3) per Track 2 v2 matrix. Drivers: HOODZ-pattern fit, Boston HQ proximity to Threshold corporate, Riverside cross-portfolio parallel with Maid Brigade at Evive, recurring service density. Reduced by Threshold platform fragility, cleaning-specific SaaS, brand-pres TBV. Threshold parent +20 bonus.</w:t>
       </w:r>
     </w:p>
     <w:p>
